--- a/大优教材定制/调整版本/秋09 第13讲焦耳定律 练习册 教师版.docx
+++ b/大优教材定制/调整版本/秋09 第13讲焦耳定律 练习册 教师版.docx
@@ -1793,9 +1793,9 @@
           <w:noProof/>
         </w:rPr>
         <w:drawing>
-          <wp:inline distT="0" distB="0" distL="0" distR="0" wp14:anchorId="488B447D" wp14:editId="21CF5A2F">
-            <wp:extent cx="3571240" cy="1033145"/>
-            <wp:effectExtent l="0" t="0" r="1905" b="3175"/>
+          <wp:inline distT="0" distB="0" distL="0" distR="0" wp14:anchorId="488B447D" wp14:editId="432685A7">
+            <wp:extent cx="3664421" cy="1060102"/>
+            <wp:effectExtent l="0" t="0" r="0" b="6985"/>
             <wp:docPr id="98" name="图片24" descr="菁优网：http://www.jyeoo.com"/>
             <wp:cNvGraphicFramePr>
               <a:graphicFrameLocks xmlns:a="http://schemas.openxmlformats.org/drawingml/2006/main" noChangeAspect="1"/>
@@ -1818,7 +1818,7 @@
                   <pic:spPr>
                     <a:xfrm>
                       <a:off x="0" y="0"/>
-                      <a:ext cx="3571240" cy="1033145"/>
+                      <a:ext cx="3741515" cy="1082405"/>
                     </a:xfrm>
                     <a:prstGeom prst="rect">
                       <a:avLst/>
@@ -2602,9 +2602,9 @@
           <w:noProof/>
         </w:rPr>
         <w:drawing>
-          <wp:inline distT="0" distB="0" distL="0" distR="0" wp14:anchorId="399277AD" wp14:editId="4305FD57">
-            <wp:extent cx="2956560" cy="1267460"/>
-            <wp:effectExtent l="0" t="0" r="1270" b="6350"/>
+          <wp:inline distT="0" distB="0" distL="0" distR="0" wp14:anchorId="399277AD" wp14:editId="3CF82142">
+            <wp:extent cx="2456822" cy="1053648"/>
+            <wp:effectExtent l="0" t="0" r="635" b="0"/>
             <wp:docPr id="97" name="图片24" descr="菁优网：http://www.jyeoo.com"/>
             <wp:cNvGraphicFramePr>
               <a:graphicFrameLocks xmlns:a="http://schemas.openxmlformats.org/drawingml/2006/main" noChangeAspect="1"/>
@@ -2627,7 +2627,7 @@
                   <pic:spPr>
                     <a:xfrm>
                       <a:off x="0" y="0"/>
-                      <a:ext cx="2956566" cy="1267971"/>
+                      <a:ext cx="2465376" cy="1057317"/>
                     </a:xfrm>
                     <a:prstGeom prst="rect">
                       <a:avLst/>
@@ -2864,14 +2864,7 @@
         <w:rPr>
           <w:rFonts w:hint="eastAsia"/>
         </w:rPr>
-        <w:t>（选填“左瓶”或“右瓶”）内的电阻丝产</w:t>
-      </w:r>
-      <w:r>
-        <w:rPr>
-          <w:rFonts w:hint="eastAsia"/>
-        </w:rPr>
-        <w:lastRenderedPageBreak/>
-        <w:t>生的热量多，</w:t>
+        <w:t>（选填“左瓶”或“右瓶”）内的电阻丝产生的热量多，</w:t>
       </w:r>
       <w:r>
         <w:rPr>
@@ -2928,6 +2921,7 @@
         <w:rPr>
           <w:rFonts w:hint="eastAsia"/>
         </w:rPr>
+        <w:lastRenderedPageBreak/>
         <w:t>【答案】（</w:t>
       </w:r>
       <w:r>
@@ -3005,17 +2999,8 @@
     </w:p>
     <w:p>
       <w:pPr>
-        <w:spacing w:line="360" w:lineRule="auto"/>
-        <w:ind w:leftChars="130" w:left="273"/>
-        <w:rPr>
-          <w:rFonts w:ascii="Times New Roman" w:eastAsia="新宋体" w:hAnsi="Times New Roman"/>
-          <w:szCs w:val="21"/>
-        </w:rPr>
-      </w:pPr>
-    </w:p>
-    <w:p>
-      <w:pPr>
         <w:pStyle w:val="af3"/>
+        <w:ind w:firstLineChars="0" w:firstLine="0"/>
       </w:pPr>
     </w:p>
     <w:p>
@@ -3466,9 +3451,9 @@
           <w:noProof/>
         </w:rPr>
         <w:drawing>
-          <wp:inline distT="0" distB="0" distL="0" distR="0" wp14:anchorId="3B629847" wp14:editId="5078B3FC">
-            <wp:extent cx="3723640" cy="1833880"/>
-            <wp:effectExtent l="0" t="0" r="635" b="1270"/>
+          <wp:inline distT="0" distB="0" distL="0" distR="0" wp14:anchorId="3B629847" wp14:editId="19105786">
+            <wp:extent cx="2838659" cy="1398030"/>
+            <wp:effectExtent l="0" t="0" r="0" b="0"/>
             <wp:docPr id="95" name="图片24" descr="菁优网：http://www.jyeoo.com"/>
             <wp:cNvGraphicFramePr>
               <a:graphicFrameLocks xmlns:a="http://schemas.openxmlformats.org/drawingml/2006/main" noChangeAspect="1"/>
@@ -3491,7 +3476,7 @@
                   <pic:spPr>
                     <a:xfrm>
                       <a:off x="0" y="0"/>
-                      <a:ext cx="3723640" cy="1833880"/>
+                      <a:ext cx="2864512" cy="1410763"/>
                     </a:xfrm>
                     <a:prstGeom prst="rect">
                       <a:avLst/>
@@ -4056,9 +4041,9 @@
           <w:noProof/>
         </w:rPr>
         <w:drawing>
-          <wp:inline distT="0" distB="0" distL="0" distR="0" wp14:anchorId="3A66734E" wp14:editId="076243D7">
-            <wp:extent cx="1264920" cy="1008380"/>
-            <wp:effectExtent l="0" t="0" r="8890" b="6350"/>
+          <wp:inline distT="0" distB="0" distL="0" distR="0" wp14:anchorId="3A66734E" wp14:editId="641691B6">
+            <wp:extent cx="919424" cy="733323"/>
+            <wp:effectExtent l="0" t="0" r="0" b="0"/>
             <wp:docPr id="99" name="图片24" descr="菁优网：http://www.jyeoo.com"/>
             <wp:cNvGraphicFramePr>
               <a:graphicFrameLocks xmlns:a="http://schemas.openxmlformats.org/drawingml/2006/main" noChangeAspect="1"/>
@@ -4081,7 +4066,7 @@
                   <pic:spPr>
                     <a:xfrm>
                       <a:off x="0" y="0"/>
-                      <a:ext cx="1264923" cy="1008890"/>
+                      <a:ext cx="924159" cy="737100"/>
                     </a:xfrm>
                     <a:prstGeom prst="rect">
                       <a:avLst/>
@@ -4102,7 +4087,6 @@
         <w:rPr>
           <w:rFonts w:hint="eastAsia"/>
         </w:rPr>
-        <w:lastRenderedPageBreak/>
         <w:t>A</w:t>
       </w:r>
       <w:r>
@@ -4351,6 +4335,7 @@
           <w:noProof/>
           <w:szCs w:val="22"/>
         </w:rPr>
+        <w:lastRenderedPageBreak/>
         <mc:AlternateContent>
           <mc:Choice Requires="wps">
             <w:drawing>
@@ -4586,9 +4571,9 @@
           <w:noProof/>
         </w:rPr>
         <w:drawing>
-          <wp:inline distT="0" distB="0" distL="0" distR="0" wp14:anchorId="038B3564" wp14:editId="0E8BEFE8">
-            <wp:extent cx="2910205" cy="2323465"/>
-            <wp:effectExtent l="0" t="0" r="4445" b="8255"/>
+          <wp:inline distT="0" distB="0" distL="0" distR="0" wp14:anchorId="038B3564" wp14:editId="543E272D">
+            <wp:extent cx="2230734" cy="1780985"/>
+            <wp:effectExtent l="0" t="0" r="0" b="0"/>
             <wp:docPr id="100" name="图片24" descr="菁优网：http://www.jyeoo.com"/>
             <wp:cNvGraphicFramePr>
               <a:graphicFrameLocks xmlns:a="http://schemas.openxmlformats.org/drawingml/2006/main" noChangeAspect="1"/>
@@ -4611,7 +4596,7 @@
                   <pic:spPr>
                     <a:xfrm>
                       <a:off x="0" y="0"/>
-                      <a:ext cx="2910205" cy="2323465"/>
+                      <a:ext cx="2239990" cy="1788374"/>
                     </a:xfrm>
                     <a:prstGeom prst="rect">
                       <a:avLst/>
@@ -5413,7 +5398,6 @@
           <w:rFonts w:hint="eastAsia"/>
           <w:noProof/>
         </w:rPr>
-        <w:lastRenderedPageBreak/>
         <w:drawing>
           <wp:inline distT="0" distB="0" distL="0" distR="0" wp14:anchorId="6D401D30" wp14:editId="4FACB073">
             <wp:extent cx="2933700" cy="1504950"/>
@@ -5555,6 +5539,24 @@
     </w:p>
     <w:p>
       <w:pPr>
+        <w:pStyle w:val="1230"/>
+        <w:ind w:left="588"/>
+      </w:pPr>
+    </w:p>
+    <w:p>
+      <w:pPr>
+        <w:pStyle w:val="1230"/>
+        <w:ind w:left="588"/>
+      </w:pPr>
+    </w:p>
+    <w:p>
+      <w:pPr>
+        <w:pStyle w:val="1230"/>
+        <w:ind w:left="588"/>
+      </w:pPr>
+    </w:p>
+    <w:p>
+      <w:pPr>
         <w:pStyle w:val="af0"/>
         <w:ind w:left="672" w:hanging="672"/>
       </w:pPr>
@@ -5564,6 +5566,7 @@
           <w:noProof/>
           <w:szCs w:val="22"/>
         </w:rPr>
+        <w:lastRenderedPageBreak/>
         <mc:AlternateContent>
           <mc:Choice Requires="wps">
             <w:drawing>
@@ -5878,7 +5881,14 @@
         <w:rPr>
           <w:rFonts w:hint="eastAsia"/>
         </w:rPr>
-        <w:t>103</w:t>
+        <w:t>10</w:t>
+      </w:r>
+      <w:r>
+        <w:rPr>
+          <w:rFonts w:hint="eastAsia"/>
+          <w:vertAlign w:val="superscript"/>
+        </w:rPr>
+        <w:t>3</w:t>
       </w:r>
       <w:r>
         <w:rPr>
@@ -5921,9 +5931,9 @@
           <w:noProof/>
         </w:rPr>
         <w:drawing>
-          <wp:inline distT="0" distB="0" distL="0" distR="0" wp14:anchorId="0944CF1F" wp14:editId="2FCA909C">
-            <wp:extent cx="1619885" cy="1648460"/>
-            <wp:effectExtent l="0" t="0" r="10160" b="3175"/>
+          <wp:inline distT="0" distB="0" distL="0" distR="0" wp14:anchorId="0944CF1F" wp14:editId="0B38D704">
+            <wp:extent cx="1014884" cy="1032793"/>
+            <wp:effectExtent l="0" t="0" r="0" b="0"/>
             <wp:docPr id="131" name="图片24" descr="菁优网：http://www.jyeoo.com"/>
             <wp:cNvGraphicFramePr>
               <a:graphicFrameLocks xmlns:a="http://schemas.openxmlformats.org/drawingml/2006/main" noChangeAspect="1"/>
@@ -5946,7 +5956,7 @@
                   <pic:spPr>
                     <a:xfrm>
                       <a:off x="0" y="0"/>
-                      <a:ext cx="1619905" cy="1648491"/>
+                      <a:ext cx="1017807" cy="1035768"/>
                     </a:xfrm>
                     <a:prstGeom prst="rect">
                       <a:avLst/>
@@ -6116,12 +6126,6 @@
         </w:rPr>
         <w:t>。</w:t>
       </w:r>
-    </w:p>
-    <w:p>
-      <w:pPr>
-        <w:pStyle w:val="1230"/>
-        <w:ind w:left="588"/>
-      </w:pPr>
     </w:p>
     <w:p>
       <w:pPr>
@@ -6466,11 +6470,10 @@
           <w:rFonts w:hint="eastAsia"/>
           <w:noProof/>
         </w:rPr>
-        <w:lastRenderedPageBreak/>
         <w:drawing>
-          <wp:inline distT="0" distB="0" distL="0" distR="0" wp14:anchorId="6174FB78" wp14:editId="5FE01DFB">
-            <wp:extent cx="3982720" cy="1552575"/>
-            <wp:effectExtent l="0" t="0" r="635" b="1905"/>
+          <wp:inline distT="0" distB="0" distL="0" distR="0" wp14:anchorId="6174FB78" wp14:editId="7D89C13C">
+            <wp:extent cx="2140299" cy="834348"/>
+            <wp:effectExtent l="0" t="0" r="0" b="4445"/>
             <wp:docPr id="74" name="图片24" descr="菁优网：http://www.jyeoo.com"/>
             <wp:cNvGraphicFramePr>
               <a:graphicFrameLocks xmlns:a="http://schemas.openxmlformats.org/drawingml/2006/main" noChangeAspect="1"/>
@@ -6493,7 +6496,7 @@
                   <pic:spPr>
                     <a:xfrm>
                       <a:off x="0" y="0"/>
-                      <a:ext cx="3983060" cy="1553203"/>
+                      <a:ext cx="2152387" cy="839060"/>
                     </a:xfrm>
                     <a:prstGeom prst="rect">
                       <a:avLst/>
@@ -6770,6 +6773,7 @@
         <w:rPr>
           <w:rFonts w:hint="eastAsia"/>
         </w:rPr>
+        <w:lastRenderedPageBreak/>
         <w:t>②电饭锅消耗了多少电能？</w:t>
       </w:r>
     </w:p>
@@ -7388,7 +7392,6 @@
               <w:rPr>
                 <w:rFonts w:hint="eastAsia"/>
               </w:rPr>
-              <w:lastRenderedPageBreak/>
               <w:t>额定加热挡功率</w:t>
             </w:r>
           </w:p>
@@ -7449,6 +7452,17 @@
     <w:p>
       <w:pPr>
         <w:pStyle w:val="123"/>
+        <w:ind w:leftChars="0" w:left="0"/>
+      </w:pPr>
+    </w:p>
+    <w:p>
+      <w:pPr>
+        <w:pStyle w:val="123"/>
+      </w:pPr>
+    </w:p>
+    <w:p>
+      <w:pPr>
+        <w:pStyle w:val="123"/>
       </w:pPr>
     </w:p>
     <w:p>
@@ -7643,7 +7657,20 @@
         <w:rPr>
           <w:rFonts w:hint="eastAsia"/>
         </w:rPr>
-        <w:t>103J</w:t>
+        <w:t>10</w:t>
+      </w:r>
+      <w:r>
+        <w:rPr>
+          <w:rFonts w:hint="eastAsia"/>
+          <w:vertAlign w:val="superscript"/>
+        </w:rPr>
+        <w:t>3</w:t>
+      </w:r>
+      <w:r>
+        <w:rPr>
+          <w:rFonts w:hint="eastAsia"/>
+        </w:rPr>
+        <w:t>J</w:t>
       </w:r>
       <w:r>
         <w:rPr>
@@ -7790,9 +7817,9 @@
           <w:noProof/>
         </w:rPr>
         <w:drawing>
-          <wp:inline distT="0" distB="0" distL="0" distR="0" wp14:anchorId="7927DEE9" wp14:editId="099F7726">
-            <wp:extent cx="2581275" cy="1171575"/>
-            <wp:effectExtent l="0" t="0" r="9525" b="5080"/>
+          <wp:inline distT="0" distB="0" distL="0" distR="0" wp14:anchorId="7927DEE9" wp14:editId="09DDBE7D">
+            <wp:extent cx="1833824" cy="832326"/>
+            <wp:effectExtent l="0" t="0" r="0" b="6350"/>
             <wp:docPr id="75" name="图片24" descr="菁优网：http://www.jyeoo.com"/>
             <wp:cNvGraphicFramePr>
               <a:graphicFrameLocks xmlns:a="http://schemas.openxmlformats.org/drawingml/2006/main" noChangeAspect="1"/>
@@ -7815,7 +7842,7 @@
                   <pic:spPr>
                     <a:xfrm>
                       <a:off x="0" y="0"/>
-                      <a:ext cx="2581636" cy="1171739"/>
+                      <a:ext cx="1884202" cy="855191"/>
                     </a:xfrm>
                     <a:prstGeom prst="rect">
                       <a:avLst/>
@@ -7849,7 +7876,65 @@
         <w:rPr>
           <w:rFonts w:hint="eastAsia"/>
         </w:rPr>
-        <w:t>）断开；</w:t>
+        <w:t>）断开；（</w:t>
+      </w:r>
+      <w:r>
+        <w:rPr>
+          <w:rFonts w:hint="eastAsia"/>
+        </w:rPr>
+        <w:t>2</w:t>
+      </w:r>
+      <w:r>
+        <w:rPr>
+          <w:rFonts w:hint="eastAsia"/>
+        </w:rPr>
+        <w:t>）保温</w:t>
+      </w:r>
+      <w:proofErr w:type="gramStart"/>
+      <w:r>
+        <w:rPr>
+          <w:rFonts w:hint="eastAsia"/>
+        </w:rPr>
+        <w:t>挡正常</w:t>
+      </w:r>
+      <w:proofErr w:type="gramEnd"/>
+      <w:r>
+        <w:rPr>
+          <w:rFonts w:hint="eastAsia"/>
+        </w:rPr>
+        <w:t>工作时，通过</w:t>
+      </w:r>
+      <w:r>
+        <w:rPr>
+          <w:rFonts w:hint="eastAsia"/>
+        </w:rPr>
+        <w:t>R</w:t>
+      </w:r>
+      <w:r>
+        <w:rPr>
+          <w:rFonts w:hint="eastAsia"/>
+          <w:color w:val="000000" w:themeColor="text1"/>
+          <w:vertAlign w:val="subscript"/>
+        </w:rPr>
+        <w:t>2</w:t>
+      </w:r>
+      <w:r>
+        <w:rPr>
+          <w:rFonts w:hint="eastAsia"/>
+        </w:rPr>
+        <w:t>的电流是</w:t>
+      </w:r>
+      <w:r>
+        <w:rPr>
+          <w:rFonts w:hint="eastAsia"/>
+        </w:rPr>
+        <w:t>0.1A</w:t>
+      </w:r>
+      <w:r>
+        <w:rPr>
+          <w:rFonts w:hint="eastAsia"/>
+        </w:rPr>
+        <w:t>；</w:t>
       </w:r>
     </w:p>
     <w:p>
@@ -7867,13 +7952,13 @@
         <w:rPr>
           <w:rFonts w:hint="eastAsia"/>
         </w:rPr>
-        <w:t>2</w:t>
-      </w:r>
-      <w:r>
-        <w:rPr>
-          <w:rFonts w:hint="eastAsia"/>
-        </w:rPr>
-        <w:t>）保温</w:t>
+        <w:t>3</w:t>
+      </w:r>
+      <w:r>
+        <w:rPr>
+          <w:rFonts w:hint="eastAsia"/>
+        </w:rPr>
+        <w:t>）①加热</w:t>
       </w:r>
       <w:proofErr w:type="gramStart"/>
       <w:r>
@@ -7887,33 +7972,62 @@
         <w:rPr>
           <w:rFonts w:hint="eastAsia"/>
         </w:rPr>
-        <w:t>工作时，通过</w:t>
-      </w:r>
-      <w:r>
-        <w:rPr>
-          <w:rFonts w:hint="eastAsia"/>
-        </w:rPr>
-        <w:t>R</w:t>
-      </w:r>
-      <w:r>
-        <w:rPr>
-          <w:rFonts w:hint="eastAsia"/>
-          <w:color w:val="000000" w:themeColor="text1"/>
-          <w:vertAlign w:val="subscript"/>
-        </w:rPr>
-        <w:t>2</w:t>
-      </w:r>
-      <w:r>
-        <w:rPr>
-          <w:rFonts w:hint="eastAsia"/>
-        </w:rPr>
-        <w:t>的电流是</w:t>
-      </w:r>
-      <w:r>
-        <w:rPr>
-          <w:rFonts w:hint="eastAsia"/>
-        </w:rPr>
-        <w:t>0.1A</w:t>
+        <w:t>工作</w:t>
+      </w:r>
+      <w:r>
+        <w:rPr>
+          <w:rFonts w:hint="eastAsia"/>
+        </w:rPr>
+        <w:t>100s</w:t>
+      </w:r>
+      <w:r>
+        <w:rPr>
+          <w:rFonts w:hint="eastAsia"/>
+        </w:rPr>
+        <w:t>，孵化器消耗电能是</w:t>
+      </w:r>
+      <w:r>
+        <w:rPr>
+          <w:rFonts w:hint="eastAsia"/>
+        </w:rPr>
+        <w:t>8</w:t>
+      </w:r>
+      <w:r>
+        <w:rPr>
+          <w:rFonts w:hint="eastAsia"/>
+        </w:rPr>
+        <w:t>×</w:t>
+      </w:r>
+      <w:r>
+        <w:rPr>
+          <w:rFonts w:hint="eastAsia"/>
+        </w:rPr>
+        <w:t>10</w:t>
+      </w:r>
+      <w:r>
+        <w:rPr>
+          <w:rFonts w:hint="eastAsia"/>
+          <w:vertAlign w:val="superscript"/>
+        </w:rPr>
+        <w:t>3</w:t>
+      </w:r>
+      <w:r>
+        <w:rPr>
+          <w:rFonts w:hint="eastAsia"/>
+        </w:rPr>
+        <w:t>J</w:t>
+      </w:r>
+      <w:r>
+        <w:rPr>
+          <w:rFonts w:hint="eastAsia"/>
+        </w:rPr>
+        <w:t>；②</w:t>
+      </w:r>
+      <w:r>
+        <w:rPr>
+          <w:rFonts w:hint="eastAsia"/>
+        </w:rPr>
+        <w:t>90%</w:t>
       </w:r>
       <w:r>
         <w:rPr>
@@ -7926,6 +8040,9 @@
       <w:pPr>
         <w:pStyle w:val="1230"/>
         <w:ind w:left="588"/>
+        <w:rPr>
+          <w:rFonts w:eastAsia="新宋体"/>
+        </w:rPr>
       </w:pPr>
       <w:r>
         <w:rPr>
@@ -7937,104 +8054,6 @@
         <w:rPr>
           <w:rFonts w:hint="eastAsia"/>
         </w:rPr>
-        <w:t>3</w:t>
-      </w:r>
-      <w:r>
-        <w:rPr>
-          <w:rFonts w:hint="eastAsia"/>
-        </w:rPr>
-        <w:t>）①加热</w:t>
-      </w:r>
-      <w:proofErr w:type="gramStart"/>
-      <w:r>
-        <w:rPr>
-          <w:rFonts w:hint="eastAsia"/>
-        </w:rPr>
-        <w:t>挡正常</w:t>
-      </w:r>
-      <w:proofErr w:type="gramEnd"/>
-      <w:r>
-        <w:rPr>
-          <w:rFonts w:hint="eastAsia"/>
-        </w:rPr>
-        <w:t>工作</w:t>
-      </w:r>
-      <w:r>
-        <w:rPr>
-          <w:rFonts w:hint="eastAsia"/>
-        </w:rPr>
-        <w:t>100s</w:t>
-      </w:r>
-      <w:r>
-        <w:rPr>
-          <w:rFonts w:hint="eastAsia"/>
-        </w:rPr>
-        <w:t>，孵化器消耗电能是</w:t>
-      </w:r>
-      <w:r>
-        <w:rPr>
-          <w:rFonts w:hint="eastAsia"/>
-        </w:rPr>
-        <w:t>8</w:t>
-      </w:r>
-      <w:r>
-        <w:rPr>
-          <w:rFonts w:hint="eastAsia"/>
-        </w:rPr>
-        <w:t>×</w:t>
-      </w:r>
-      <w:r>
-        <w:rPr>
-          <w:rFonts w:hint="eastAsia"/>
-        </w:rPr>
-        <w:t>103J</w:t>
-      </w:r>
-      <w:r>
-        <w:rPr>
-          <w:rFonts w:hint="eastAsia"/>
-        </w:rPr>
-        <w:t>；</w:t>
-      </w:r>
-    </w:p>
-    <w:p>
-      <w:pPr>
-        <w:pStyle w:val="1230"/>
-        <w:ind w:left="588"/>
-      </w:pPr>
-      <w:r>
-        <w:rPr>
-          <w:rFonts w:hint="eastAsia"/>
-        </w:rPr>
-        <w:t>②</w:t>
-      </w:r>
-      <w:r>
-        <w:rPr>
-          <w:rFonts w:hint="eastAsia"/>
-        </w:rPr>
-        <w:t>90%</w:t>
-      </w:r>
-      <w:r>
-        <w:rPr>
-          <w:rFonts w:hint="eastAsia"/>
-        </w:rPr>
-        <w:t>；</w:t>
-      </w:r>
-    </w:p>
-    <w:p>
-      <w:pPr>
-        <w:pStyle w:val="1230"/>
-        <w:ind w:left="588"/>
-      </w:pPr>
-      <w:r>
-        <w:rPr>
-          <w:rFonts w:hint="eastAsia"/>
-        </w:rPr>
-        <w:t>（</w:t>
-      </w:r>
-      <w:r>
-        <w:rPr>
-          <w:rFonts w:hint="eastAsia"/>
-        </w:rPr>
         <w:t>4</w:t>
       </w:r>
       <w:r>
@@ -8055,15 +8074,6 @@
         </w:rPr>
         <w:t>。</w:t>
       </w:r>
-    </w:p>
-    <w:p>
-      <w:pPr>
-        <w:pStyle w:val="af0"/>
-        <w:ind w:leftChars="400" w:left="840" w:firstLineChars="80" w:firstLine="168"/>
-        <w:rPr>
-          <w:rFonts w:eastAsia="新宋体"/>
-        </w:rPr>
-      </w:pPr>
     </w:p>
     <w:p>
       <w:pPr>
@@ -8078,6 +8088,7 @@
           <w:rFonts w:ascii="Times New Roman" w:eastAsiaTheme="majorEastAsia" w:hAnsi="Times New Roman" w:cs="Times New Roman"/>
           <w:noProof/>
         </w:rPr>
+        <w:lastRenderedPageBreak/>
         <mc:AlternateContent>
           <mc:Choice Requires="wpg">
             <w:drawing>
@@ -8631,7 +8642,6 @@
           <w:rFonts w:hint="eastAsia"/>
           <w:noProof/>
         </w:rPr>
-        <w:lastRenderedPageBreak/>
         <w:drawing>
           <wp:inline distT="0" distB="0" distL="0" distR="0" wp14:anchorId="7D3955BB" wp14:editId="1B9ACFFC">
             <wp:extent cx="3400425" cy="1609725"/>
@@ -9087,6 +9097,69 @@
     </w:p>
     <w:p>
       <w:pPr>
+        <w:spacing w:line="288" w:lineRule="auto"/>
+        <w:ind w:leftChars="-100" w:left="-210"/>
+        <w:rPr>
+          <w:rFonts w:ascii="Times New Roman" w:eastAsiaTheme="majorEastAsia" w:hAnsi="Times New Roman" w:cs="Times New Roman"/>
+        </w:rPr>
+      </w:pPr>
+    </w:p>
+    <w:p>
+      <w:pPr>
+        <w:spacing w:line="288" w:lineRule="auto"/>
+        <w:ind w:leftChars="-100" w:left="-210"/>
+        <w:rPr>
+          <w:rFonts w:ascii="Times New Roman" w:eastAsiaTheme="majorEastAsia" w:hAnsi="Times New Roman" w:cs="Times New Roman"/>
+        </w:rPr>
+      </w:pPr>
+    </w:p>
+    <w:p>
+      <w:pPr>
+        <w:spacing w:line="288" w:lineRule="auto"/>
+        <w:ind w:leftChars="-100" w:left="-210"/>
+        <w:rPr>
+          <w:rFonts w:ascii="Times New Roman" w:eastAsiaTheme="majorEastAsia" w:hAnsi="Times New Roman" w:cs="Times New Roman"/>
+        </w:rPr>
+      </w:pPr>
+    </w:p>
+    <w:p>
+      <w:pPr>
+        <w:spacing w:line="288" w:lineRule="auto"/>
+        <w:ind w:leftChars="-100" w:left="-210"/>
+        <w:rPr>
+          <w:rFonts w:ascii="Times New Roman" w:eastAsiaTheme="majorEastAsia" w:hAnsi="Times New Roman" w:cs="Times New Roman"/>
+        </w:rPr>
+      </w:pPr>
+    </w:p>
+    <w:p>
+      <w:pPr>
+        <w:spacing w:line="288" w:lineRule="auto"/>
+        <w:ind w:leftChars="-100" w:left="-210"/>
+        <w:rPr>
+          <w:rFonts w:ascii="Times New Roman" w:eastAsiaTheme="majorEastAsia" w:hAnsi="Times New Roman" w:cs="Times New Roman"/>
+        </w:rPr>
+      </w:pPr>
+    </w:p>
+    <w:p>
+      <w:pPr>
+        <w:spacing w:line="288" w:lineRule="auto"/>
+        <w:ind w:leftChars="-100" w:left="-210"/>
+        <w:rPr>
+          <w:rFonts w:ascii="Times New Roman" w:eastAsiaTheme="majorEastAsia" w:hAnsi="Times New Roman" w:cs="Times New Roman"/>
+        </w:rPr>
+      </w:pPr>
+    </w:p>
+    <w:p>
+      <w:pPr>
+        <w:spacing w:line="288" w:lineRule="auto"/>
+        <w:ind w:leftChars="-100" w:left="-210"/>
+        <w:rPr>
+          <w:rFonts w:ascii="Times New Roman" w:eastAsiaTheme="majorEastAsia" w:hAnsi="Times New Roman" w:cs="Times New Roman"/>
+        </w:rPr>
+      </w:pPr>
+    </w:p>
+    <w:p>
+      <w:pPr>
         <w:pStyle w:val="af0"/>
         <w:ind w:left="672" w:hanging="672"/>
       </w:pPr>
@@ -9096,6 +9169,7 @@
           <w:noProof/>
           <w:szCs w:val="22"/>
         </w:rPr>
+        <w:lastRenderedPageBreak/>
         <mc:AlternateContent>
           <mc:Choice Requires="wps">
             <w:drawing>
@@ -9380,11 +9454,10 @@
           <w:noProof/>
           <w:szCs w:val="21"/>
         </w:rPr>
-        <w:lastRenderedPageBreak/>
         <w:drawing>
-          <wp:inline distT="0" distB="0" distL="0" distR="0" wp14:anchorId="6C101C68" wp14:editId="411EC2A8">
-            <wp:extent cx="3920490" cy="6082030"/>
-            <wp:effectExtent l="0" t="0" r="8890" b="6350"/>
+          <wp:inline distT="0" distB="0" distL="0" distR="0" wp14:anchorId="6C101C68" wp14:editId="3EB29EA2">
+            <wp:extent cx="2969791" cy="4607169"/>
+            <wp:effectExtent l="0" t="0" r="2540" b="3175"/>
             <wp:docPr id="107" name="图片24" descr="菁优网：http://www.jyeoo.com"/>
             <wp:cNvGraphicFramePr>
               <a:graphicFrameLocks xmlns:a="http://schemas.openxmlformats.org/drawingml/2006/main" noChangeAspect="1"/>
@@ -9407,7 +9480,7 @@
                   <pic:spPr>
                     <a:xfrm>
                       <a:off x="0" y="0"/>
-                      <a:ext cx="3920490" cy="6082030"/>
+                      <a:ext cx="2979514" cy="4622252"/>
                     </a:xfrm>
                     <a:prstGeom prst="rect">
                       <a:avLst/>
@@ -9419,16 +9492,6 @@
           </wp:inline>
         </w:drawing>
       </w:r>
-      <w:r>
-        <w:rPr>
-          <w:rFonts w:ascii="Times New Roman" w:eastAsia="新宋体" w:hAnsi="Times New Roman" w:hint="eastAsia"/>
-          <w:b/>
-          <w:bCs/>
-          <w:color w:val="0000FF"/>
-          <w:szCs w:val="21"/>
-        </w:rPr>
-        <w:t>（图）</w:t>
-      </w:r>
     </w:p>
     <w:p>
       <w:pPr>
@@ -9813,7 +9876,6 @@
         <w:rPr>
           <w:rFonts w:hint="eastAsia"/>
         </w:rPr>
-        <w:lastRenderedPageBreak/>
         <w:t>（</w:t>
       </w:r>
       <w:r>
@@ -9980,6 +10042,7 @@
           <w:rFonts w:hint="eastAsia"/>
           <w:color w:val="EE0000"/>
         </w:rPr>
+        <w:lastRenderedPageBreak/>
         <w:t>（</w:t>
       </w:r>
       <w:r>
@@ -11988,6 +12051,10 @@
 </file>
 
 <file path=customXml/item1.xml><?xml version="1.0" encoding="utf-8"?>
+<b:Sources xmlns:b="http://schemas.openxmlformats.org/officeDocument/2006/bibliography" xmlns="http://schemas.openxmlformats.org/officeDocument/2006/bibliography" SelectedStyle="\APA.XSL" StyleName="APA"/>
+</file>
+
+<file path=customXml/item2.xml><?xml version="1.0" encoding="utf-8"?>
 <s:customData xmlns="http://www.wps.cn/officeDocument/2013/wpsCustomData" xmlns:s="http://www.wps.cn/officeDocument/2013/wpsCustomData">
   <customSectProps/>
   <customShpExts>
@@ -11996,22 +12063,18 @@
 </s:customData>
 </file>
 
-<file path=customXml/item2.xml><?xml version="1.0" encoding="utf-8"?>
-<b:Sources xmlns:b="http://schemas.openxmlformats.org/officeDocument/2006/bibliography" xmlns="http://schemas.openxmlformats.org/officeDocument/2006/bibliography" SelectedStyle="\APA.XSL" StyleName="APA"/>
+<file path=customXml/itemProps1.xml><?xml version="1.0" encoding="utf-8"?>
+<ds:datastoreItem xmlns:ds="http://schemas.openxmlformats.org/officeDocument/2006/customXml" ds:itemID="{0E798019-D9DA-4148-8768-905599865BAA}">
+  <ds:schemaRefs>
+    <ds:schemaRef ds:uri="http://schemas.openxmlformats.org/officeDocument/2006/bibliography"/>
+  </ds:schemaRefs>
+</ds:datastoreItem>
 </file>
 
-<file path=customXml/itemProps1.xml><?xml version="1.0" encoding="utf-8"?>
+<file path=customXml/itemProps2.xml><?xml version="1.0" encoding="utf-8"?>
 <ds:datastoreItem xmlns:ds="http://schemas.openxmlformats.org/officeDocument/2006/customXml" ds:itemID="{B1977F7D-205B-4081-913C-38D41E755F92}">
   <ds:schemaRefs>
     <ds:schemaRef ds:uri="http://www.wps.cn/officeDocument/2013/wpsCustomData"/>
   </ds:schemaRefs>
 </ds:datastoreItem>
-</file>
-
-<file path=customXml/itemProps2.xml><?xml version="1.0" encoding="utf-8"?>
-<ds:datastoreItem xmlns:ds="http://schemas.openxmlformats.org/officeDocument/2006/customXml" ds:itemID="{0E798019-D9DA-4148-8768-905599865BAA}">
-  <ds:schemaRefs>
-    <ds:schemaRef ds:uri="http://schemas.openxmlformats.org/officeDocument/2006/bibliography"/>
-  </ds:schemaRefs>
-</ds:datastoreItem>
 </file>